--- a/k8s/集群初始化/17.cicd界面部署.docx
+++ b/k8s/集群初始化/17.cicd界面部署.docx
@@ -109,16 +109,13 @@
       <w:pPr>
         <w:pStyle w:val="a3"/>
         <w:ind w:left="440" w:firstLineChars="0" w:firstLine="0"/>
-        <w:rPr>
-          <w:rFonts w:hint="eastAsia"/>
-        </w:rPr>
       </w:pPr>
       <w:r>
         <w:rPr>
           <w:noProof/>
         </w:rPr>
         <w:drawing>
-          <wp:inline distT="0" distB="0" distL="0" distR="0" wp14:anchorId="7DF11C7B" wp14:editId="28F15278">
+          <wp:inline distT="0" distB="0" distL="0" distR="0" wp14:anchorId="7DF11C7B" wp14:editId="3237A9AB">
             <wp:extent cx="5274310" cy="2542540"/>
             <wp:effectExtent l="0" t="0" r="2540" b="0"/>
             <wp:docPr id="684791580" name="图片 2"/>
@@ -282,7 +279,7 @@
           <w:noProof/>
         </w:rPr>
         <w:drawing>
-          <wp:inline distT="0" distB="0" distL="0" distR="0" wp14:anchorId="419355DE" wp14:editId="0771A003">
+          <wp:inline distT="0" distB="0" distL="0" distR="0" wp14:anchorId="419355DE" wp14:editId="6EC26207">
             <wp:extent cx="5274310" cy="2931795"/>
             <wp:effectExtent l="0" t="0" r="2540" b="1905"/>
             <wp:docPr id="28509969" name="图片 5"/>
@@ -335,7 +332,7 @@
           <w:noProof/>
         </w:rPr>
         <w:drawing>
-          <wp:inline distT="0" distB="0" distL="0" distR="0" wp14:anchorId="4C51F765" wp14:editId="69373ED0">
+          <wp:inline distT="0" distB="0" distL="0" distR="0" wp14:anchorId="4C51F765" wp14:editId="3D9DEE0E">
             <wp:extent cx="5274310" cy="1753870"/>
             <wp:effectExtent l="0" t="0" r="2540" b="0"/>
             <wp:docPr id="316785619" name="图片 4"/>
@@ -490,21 +487,51 @@
         <w:pStyle w:val="a3"/>
         <w:ind w:left="440" w:firstLineChars="0" w:firstLine="0"/>
         <w:rPr>
+          <w:rFonts w:ascii="Microsoft YaHei UI" w:eastAsia="Microsoft YaHei UI" w:cs="Microsoft YaHei UI"/>
+          <w:kern w:val="0"/>
+          <w:sz w:val="16"/>
+          <w:szCs w:val="16"/>
+        </w:rPr>
+      </w:pPr>
+      <w:r>
+        <w:rPr>
+          <w:rFonts w:ascii="Microsoft YaHei UI" w:eastAsia="Microsoft YaHei UI" w:cs="Microsoft YaHei UI"/>
+          <w:kern w:val="0"/>
+          <w:sz w:val="16"/>
+          <w:szCs w:val="16"/>
+        </w:rPr>
+        <w:t>SonarQube Scanner</w:t>
+      </w:r>
+      <w:r>
+        <w:rPr>
+          <w:rFonts w:ascii="Microsoft YaHei UI" w:eastAsia="Microsoft YaHei UI" w:cs="Microsoft YaHei UI"/>
+          <w:kern w:val="0"/>
+          <w:sz w:val="16"/>
+          <w:szCs w:val="16"/>
+        </w:rPr>
+        <w:t xml:space="preserve">   </w:t>
+      </w:r>
+      <w:r>
+        <w:rPr>
           <w:rFonts w:ascii="Microsoft YaHei UI" w:eastAsia="Microsoft YaHei UI" w:cs="Microsoft YaHei UI" w:hint="eastAsia"/>
           <w:kern w:val="0"/>
           <w:sz w:val="16"/>
           <w:szCs w:val="16"/>
         </w:rPr>
-      </w:pPr>
-      <w:r>
+        <w:t>系统配置中，需要对应配置</w:t>
+      </w:r>
+    </w:p>
+    <w:p>
+      <w:pPr>
+        <w:pStyle w:val="a3"/>
+        <w:ind w:left="440" w:firstLineChars="0" w:firstLine="0"/>
         <w:rPr>
           <w:rFonts w:ascii="Microsoft YaHei UI" w:eastAsia="Microsoft YaHei UI" w:cs="Microsoft YaHei UI"/>
           <w:kern w:val="0"/>
           <w:sz w:val="16"/>
           <w:szCs w:val="16"/>
         </w:rPr>
-        <w:t>SonarQube Scanner</w:t>
-      </w:r>
+      </w:pPr>
       <w:r>
         <w:rPr>
           <w:rFonts w:ascii="Microsoft YaHei UI" w:eastAsia="Microsoft YaHei UI" w:cs="Microsoft YaHei UI"/>
@@ -512,7 +539,37 @@
           <w:sz w:val="16"/>
           <w:szCs w:val="16"/>
         </w:rPr>
-        <w:t xml:space="preserve">   </w:t>
+        <w:t>Node and Label parameter</w:t>
+      </w:r>
+    </w:p>
+    <w:p>
+      <w:pPr>
+        <w:pStyle w:val="a3"/>
+        <w:ind w:left="440" w:firstLineChars="0" w:firstLine="0"/>
+        <w:rPr>
+          <w:rFonts w:ascii="Microsoft YaHei UI" w:eastAsia="Microsoft YaHei UI" w:cs="Microsoft YaHei UI"/>
+          <w:kern w:val="0"/>
+          <w:sz w:val="16"/>
+          <w:szCs w:val="16"/>
+        </w:rPr>
+      </w:pPr>
+      <w:r>
+        <w:rPr>
+          <w:rFonts w:ascii="Microsoft YaHei UI" w:eastAsia="Microsoft YaHei UI" w:cs="Microsoft YaHei UI"/>
+          <w:kern w:val="0"/>
+          <w:sz w:val="16"/>
+          <w:szCs w:val="16"/>
+        </w:rPr>
+        <w:t>Kubernetes</w:t>
+      </w:r>
+      <w:r>
+        <w:rPr>
+          <w:rFonts w:ascii="Microsoft YaHei UI" w:eastAsia="Microsoft YaHei UI" w:cs="Microsoft YaHei UI"/>
+          <w:kern w:val="0"/>
+          <w:sz w:val="16"/>
+          <w:szCs w:val="16"/>
+        </w:rPr>
+        <w:t xml:space="preserve">    </w:t>
       </w:r>
       <w:r>
         <w:rPr>
@@ -521,7 +578,7 @@
           <w:sz w:val="16"/>
           <w:szCs w:val="16"/>
         </w:rPr>
-        <w:t>系统配置中，需要对应配置</w:t>
+        <w:t>节点配置中，需要有对应配置</w:t>
       </w:r>
     </w:p>
     <w:p>
@@ -542,66 +599,6 @@
           <w:sz w:val="16"/>
           <w:szCs w:val="16"/>
         </w:rPr>
-        <w:t>Node and Label parameter</w:t>
-      </w:r>
-    </w:p>
-    <w:p>
-      <w:pPr>
-        <w:pStyle w:val="a3"/>
-        <w:ind w:left="440" w:firstLineChars="0" w:firstLine="0"/>
-        <w:rPr>
-          <w:rFonts w:ascii="Microsoft YaHei UI" w:eastAsia="Microsoft YaHei UI" w:cs="Microsoft YaHei UI" w:hint="eastAsia"/>
-          <w:kern w:val="0"/>
-          <w:sz w:val="16"/>
-          <w:szCs w:val="16"/>
-        </w:rPr>
-      </w:pPr>
-      <w:r>
-        <w:rPr>
-          <w:rFonts w:ascii="Microsoft YaHei UI" w:eastAsia="Microsoft YaHei UI" w:cs="Microsoft YaHei UI"/>
-          <w:kern w:val="0"/>
-          <w:sz w:val="16"/>
-          <w:szCs w:val="16"/>
-        </w:rPr>
-        <w:t>Kubernetes</w:t>
-      </w:r>
-      <w:r>
-        <w:rPr>
-          <w:rFonts w:ascii="Microsoft YaHei UI" w:eastAsia="Microsoft YaHei UI" w:cs="Microsoft YaHei UI"/>
-          <w:kern w:val="0"/>
-          <w:sz w:val="16"/>
-          <w:szCs w:val="16"/>
-        </w:rPr>
-        <w:t xml:space="preserve">    </w:t>
-      </w:r>
-      <w:r>
-        <w:rPr>
-          <w:rFonts w:ascii="Microsoft YaHei UI" w:eastAsia="Microsoft YaHei UI" w:cs="Microsoft YaHei UI" w:hint="eastAsia"/>
-          <w:kern w:val="0"/>
-          <w:sz w:val="16"/>
-          <w:szCs w:val="16"/>
-        </w:rPr>
-        <w:t>节点配置中，需要有对应配置</w:t>
-      </w:r>
-    </w:p>
-    <w:p>
-      <w:pPr>
-        <w:pStyle w:val="a3"/>
-        <w:ind w:left="440" w:firstLineChars="0" w:firstLine="0"/>
-        <w:rPr>
-          <w:rFonts w:ascii="Microsoft YaHei UI" w:eastAsia="Microsoft YaHei UI" w:cs="Microsoft YaHei UI"/>
-          <w:kern w:val="0"/>
-          <w:sz w:val="16"/>
-          <w:szCs w:val="16"/>
-        </w:rPr>
-      </w:pPr>
-      <w:r>
-        <w:rPr>
-          <w:rFonts w:ascii="Microsoft YaHei UI" w:eastAsia="Microsoft YaHei UI" w:cs="Microsoft YaHei UI"/>
-          <w:kern w:val="0"/>
-          <w:sz w:val="16"/>
-          <w:szCs w:val="16"/>
-        </w:rPr>
         <w:t>Config File Provider</w:t>
       </w:r>
     </w:p>
@@ -609,9 +606,6 @@
       <w:pPr>
         <w:pStyle w:val="a3"/>
         <w:ind w:left="440" w:firstLineChars="0" w:firstLine="0"/>
-        <w:rPr>
-          <w:rFonts w:hint="eastAsia"/>
-        </w:rPr>
       </w:pPr>
       <w:r>
         <w:rPr>
@@ -667,7 +661,7 @@
           <w:noProof/>
         </w:rPr>
         <w:drawing>
-          <wp:inline distT="0" distB="0" distL="0" distR="0" wp14:anchorId="703C4F99" wp14:editId="4826955A">
+          <wp:inline distT="0" distB="0" distL="0" distR="0" wp14:anchorId="703C4F99" wp14:editId="7C17F1A3">
             <wp:extent cx="5845175" cy="3042925"/>
             <wp:effectExtent l="0" t="0" r="3175" b="5080"/>
             <wp:docPr id="1154754627" name="图片 1"/>
@@ -847,7 +841,7 @@
           <w:noProof/>
         </w:rPr>
         <w:drawing>
-          <wp:inline distT="0" distB="0" distL="0" distR="0" wp14:anchorId="4EC52EF2" wp14:editId="6405A8B8">
+          <wp:inline distT="0" distB="0" distL="0" distR="0" wp14:anchorId="4EC52EF2" wp14:editId="242A0BEB">
             <wp:extent cx="5274310" cy="3035935"/>
             <wp:effectExtent l="0" t="0" r="2540" b="0"/>
             <wp:docPr id="1578802383" name="图片 6" descr="图形用户界面, 文本, 应用程序, 电子邮件&#10;&#10;描述已自动生成"/>
@@ -935,7 +929,7 @@
         </w:rPr>
         <w:lastRenderedPageBreak/>
         <w:drawing>
-          <wp:inline distT="0" distB="0" distL="0" distR="0" wp14:anchorId="76FCB88F" wp14:editId="43C12718">
+          <wp:inline distT="0" distB="0" distL="0" distR="0" wp14:anchorId="76FCB88F" wp14:editId="5AC3CA05">
             <wp:extent cx="5274310" cy="2948940"/>
             <wp:effectExtent l="0" t="0" r="2540" b="3810"/>
             <wp:docPr id="810431190" name="图片 5"/>
@@ -1055,7 +1049,7 @@
           <w:noProof/>
         </w:rPr>
         <w:drawing>
-          <wp:inline distT="0" distB="0" distL="0" distR="0" wp14:anchorId="03A935FC" wp14:editId="04A4DD0E">
+          <wp:inline distT="0" distB="0" distL="0" distR="0" wp14:anchorId="03A935FC" wp14:editId="51CDAF1D">
             <wp:extent cx="5274310" cy="3101975"/>
             <wp:effectExtent l="0" t="0" r="2540" b="3175"/>
             <wp:docPr id="804452617" name="图片 8" descr="电脑屏幕截图&#10;&#10;描述已自动生成"/>
@@ -1143,7 +1137,7 @@
         </w:rPr>
         <w:lastRenderedPageBreak/>
         <w:drawing>
-          <wp:inline distT="0" distB="0" distL="0" distR="0" wp14:anchorId="5179154B" wp14:editId="3AE880E0">
+          <wp:inline distT="0" distB="0" distL="0" distR="0" wp14:anchorId="5179154B" wp14:editId="003379A0">
             <wp:extent cx="5274310" cy="2957195"/>
             <wp:effectExtent l="0" t="0" r="2540" b="0"/>
             <wp:docPr id="411907983" name="图片 9"/>
@@ -1300,7 +1294,7 @@
         </w:rPr>
         <w:lastRenderedPageBreak/>
         <w:drawing>
-          <wp:inline distT="0" distB="0" distL="0" distR="0" wp14:anchorId="0BE41580" wp14:editId="593755EE">
+          <wp:inline distT="0" distB="0" distL="0" distR="0" wp14:anchorId="0BE41580" wp14:editId="55E6540E">
             <wp:extent cx="5274310" cy="3243580"/>
             <wp:effectExtent l="0" t="0" r="2540" b="0"/>
             <wp:docPr id="1211333789" name="图片 11"/>
@@ -1396,7 +1390,7 @@
           <w:noProof/>
         </w:rPr>
         <w:drawing>
-          <wp:inline distT="0" distB="0" distL="0" distR="0" wp14:anchorId="12F643FA" wp14:editId="6FD1A86D">
+          <wp:inline distT="0" distB="0" distL="0" distR="0" wp14:anchorId="12F643FA" wp14:editId="74680720">
             <wp:extent cx="5274310" cy="2282825"/>
             <wp:effectExtent l="0" t="0" r="2540" b="3175"/>
             <wp:docPr id="2110119690" name="图片 12"/>
@@ -1472,7 +1466,7 @@
         </w:rPr>
         <w:lastRenderedPageBreak/>
         <w:drawing>
-          <wp:inline distT="0" distB="0" distL="0" distR="0" wp14:anchorId="549C06E3" wp14:editId="1B10D540">
+          <wp:inline distT="0" distB="0" distL="0" distR="0" wp14:anchorId="549C06E3" wp14:editId="6A30FD08">
             <wp:extent cx="5274310" cy="2676525"/>
             <wp:effectExtent l="0" t="0" r="2540" b="9525"/>
             <wp:docPr id="752293947" name="图片 13"/>
@@ -1531,7 +1525,7 @@
           <w:noProof/>
         </w:rPr>
         <w:drawing>
-          <wp:inline distT="0" distB="0" distL="0" distR="0" wp14:anchorId="5ACAAC1E" wp14:editId="6CBC9E46">
+          <wp:inline distT="0" distB="0" distL="0" distR="0" wp14:anchorId="5ACAAC1E" wp14:editId="17E5E939">
             <wp:extent cx="5274310" cy="3422015"/>
             <wp:effectExtent l="0" t="0" r="2540" b="6985"/>
             <wp:docPr id="1429173530" name="图片 14"/>
@@ -1717,7 +1711,7 @@
           <w:noProof/>
         </w:rPr>
         <w:drawing>
-          <wp:inline distT="0" distB="0" distL="0" distR="0" wp14:anchorId="43245775" wp14:editId="79A291B4">
+          <wp:inline distT="0" distB="0" distL="0" distR="0" wp14:anchorId="43245775" wp14:editId="31A4BCA6">
             <wp:extent cx="5274310" cy="2813050"/>
             <wp:effectExtent l="0" t="0" r="2540" b="6350"/>
             <wp:docPr id="1733997112" name="图片 15"/>
@@ -1786,7 +1780,7 @@
         </w:rPr>
         <w:lastRenderedPageBreak/>
         <w:drawing>
-          <wp:inline distT="0" distB="0" distL="0" distR="0" wp14:anchorId="45D57EEA" wp14:editId="12CDBB99">
+          <wp:inline distT="0" distB="0" distL="0" distR="0" wp14:anchorId="45D57EEA" wp14:editId="26B61086">
             <wp:extent cx="5274310" cy="2197100"/>
             <wp:effectExtent l="0" t="0" r="2540" b="0"/>
             <wp:docPr id="803551193" name="图片 17"/>
@@ -1915,7 +1909,7 @@
           <w:noProof/>
         </w:rPr>
         <w:drawing>
-          <wp:inline distT="0" distB="0" distL="0" distR="0" wp14:anchorId="7D083E9C" wp14:editId="1A92F500">
+          <wp:inline distT="0" distB="0" distL="0" distR="0" wp14:anchorId="7D083E9C" wp14:editId="13B876E6">
             <wp:extent cx="5274310" cy="2982595"/>
             <wp:effectExtent l="0" t="0" r="2540" b="8255"/>
             <wp:docPr id="2018628025" name="图片 18"/>
@@ -2081,7 +2075,7 @@
           <w:noProof/>
         </w:rPr>
         <w:drawing>
-          <wp:inline distT="0" distB="0" distL="0" distR="0" wp14:anchorId="29BC9A0B" wp14:editId="2C5D83B8">
+          <wp:inline distT="0" distB="0" distL="0" distR="0" wp14:anchorId="29BC9A0B" wp14:editId="6B5E1780">
             <wp:extent cx="5274310" cy="2426335"/>
             <wp:effectExtent l="0" t="0" r="2540" b="0"/>
             <wp:docPr id="74452570" name="图片 19"/>
@@ -2174,7 +2168,7 @@
           <w:noProof/>
         </w:rPr>
         <w:drawing>
-          <wp:inline distT="0" distB="0" distL="0" distR="0" wp14:anchorId="60B5E2CD" wp14:editId="0359F01F">
+          <wp:inline distT="0" distB="0" distL="0" distR="0" wp14:anchorId="60B5E2CD" wp14:editId="4F222123">
             <wp:extent cx="5274310" cy="3338195"/>
             <wp:effectExtent l="0" t="0" r="2540" b="0"/>
             <wp:docPr id="972126096" name="图片 20"/>
@@ -2246,6 +2240,21 @@
       <w:r>
         <w:t>配置中去</w:t>
       </w:r>
+      <w:r>
+        <w:rPr>
+          <w:rFonts w:hint="eastAsia"/>
+        </w:rPr>
+        <w:t xml:space="preserve"> </w:t>
+      </w:r>
+      <w:r>
+        <w:rPr>
+          <w:rFonts w:hint="eastAsia"/>
+        </w:rPr>
+        <w:t>替换</w:t>
+      </w:r>
+      <w:r>
+        <w:t>kubeconfig-id</w:t>
+      </w:r>
     </w:p>
     <w:p>
       <w:pPr>
@@ -2276,7 +2285,7 @@
         </w:rPr>
         <w:lastRenderedPageBreak/>
         <w:drawing>
-          <wp:inline distT="0" distB="0" distL="0" distR="0" wp14:anchorId="2907FDE4" wp14:editId="3C4A2428">
+          <wp:inline distT="0" distB="0" distL="0" distR="0" wp14:anchorId="2907FDE4" wp14:editId="0FD3E5C3">
             <wp:extent cx="5274310" cy="2927985"/>
             <wp:effectExtent l="0" t="0" r="2540" b="5715"/>
             <wp:docPr id="603712000" name="图片 21"/>
@@ -2325,6 +2334,158 @@
         </w:drawing>
       </w:r>
     </w:p>
+    <w:p>
+      <w:pPr>
+        <w:pStyle w:val="a3"/>
+        <w:numPr>
+          <w:ilvl w:val="0"/>
+          <w:numId w:val="3"/>
+        </w:numPr>
+        <w:ind w:firstLineChars="0"/>
+      </w:pPr>
+      <w:r>
+        <w:rPr>
+          <w:rFonts w:ascii="Segoe UI" w:hAnsi="Segoe UI" w:cs="Segoe UI"/>
+          <w:color w:val="3E4357"/>
+          <w:szCs w:val="21"/>
+          <w:shd w:val="clear" w:color="auto" w:fill="FFFFFF"/>
+        </w:rPr>
+        <w:t>sonarqube-webhook</w:t>
+      </w:r>
+      <w:r>
+        <w:rPr>
+          <w:rFonts w:ascii="Segoe UI" w:hAnsi="Segoe UI" w:cs="Segoe UI" w:hint="eastAsia"/>
+          <w:color w:val="3E4357"/>
+          <w:szCs w:val="21"/>
+          <w:shd w:val="clear" w:color="auto" w:fill="FFFFFF"/>
+        </w:rPr>
+        <w:t>的配置</w:t>
+      </w:r>
+      <w:r>
+        <w:rPr>
+          <w:rFonts w:ascii="Segoe UI" w:hAnsi="Segoe UI" w:cs="Segoe UI" w:hint="eastAsia"/>
+          <w:color w:val="3E4357"/>
+          <w:szCs w:val="21"/>
+          <w:shd w:val="clear" w:color="auto" w:fill="FFFFFF"/>
+        </w:rPr>
+        <w:t>，不用写密码</w:t>
+      </w:r>
+    </w:p>
+    <w:tbl>
+      <w:tblPr>
+        <w:tblW w:w="21600" w:type="dxa"/>
+        <w:shd w:val="clear" w:color="auto" w:fill="FFFFFF"/>
+        <w:tblCellMar>
+          <w:left w:w="0" w:type="dxa"/>
+          <w:right w:w="0" w:type="dxa"/>
+        </w:tblCellMar>
+        <w:tblLook w:val="04A0" w:firstRow="1" w:lastRow="0" w:firstColumn="1" w:lastColumn="0" w:noHBand="0" w:noVBand="1"/>
+      </w:tblPr>
+      <w:tblGrid>
+        <w:gridCol w:w="21600"/>
+      </w:tblGrid>
+      <w:tr>
+        <w:trPr>
+          <w:divId w:val="1910184975"/>
+        </w:trPr>
+        <w:tc>
+          <w:tcPr>
+            <w:tcW w:w="0" w:type="auto"/>
+            <w:tcBorders>
+              <w:top w:val="single" w:sz="6" w:space="0" w:color="EBEBEB"/>
+              <w:bottom w:val="single" w:sz="6" w:space="0" w:color="EBEBEB"/>
+            </w:tcBorders>
+            <w:shd w:val="clear" w:color="auto" w:fill="FFFFFF"/>
+            <w:vAlign w:val="center"/>
+            <w:hideMark/>
+          </w:tcPr>
+          <w:p>
+            <w:pPr>
+              <w:widowControl/>
+              <w:jc w:val="left"/>
+              <w:rPr>
+                <w:rFonts w:ascii="Segoe UI" w:eastAsia="宋体" w:hAnsi="Segoe UI" w:cs="Segoe UI"/>
+                <w:color w:val="3E4357"/>
+                <w:kern w:val="0"/>
+                <w:szCs w:val="21"/>
+              </w:rPr>
+            </w:pPr>
+            <w:r>
+              <w:rPr>
+                <w:rFonts w:ascii="Segoe UI" w:eastAsia="宋体" w:hAnsi="Segoe UI" w:cs="Segoe UI"/>
+                <w:color w:val="3E4357"/>
+                <w:kern w:val="0"/>
+                <w:szCs w:val="21"/>
+              </w:rPr>
+              <w:br/>
+              <w:t>http://192.168.1.10:30653/sonarqube-webhook/</w:t>
+            </w:r>
+          </w:p>
+        </w:tc>
+      </w:tr>
+    </w:tbl>
+    <w:p>
+      <w:pPr>
+        <w:pStyle w:val="a3"/>
+        <w:ind w:left="440" w:firstLineChars="0" w:firstLine="0"/>
+        <w:rPr>
+          <w:rFonts w:hint="eastAsia"/>
+        </w:rPr>
+      </w:pPr>
+      <w:r>
+        <w:rPr>
+          <w:noProof/>
+        </w:rPr>
+        <w:drawing>
+          <wp:inline distT="0" distB="0" distL="0" distR="0" wp14:anchorId="5EA8DE71" wp14:editId="1588AA6B">
+            <wp:extent cx="5274310" cy="2294890"/>
+            <wp:effectExtent l="0" t="0" r="2540" b="0"/>
+            <wp:docPr id="131948113" name="图片 1"/>
+            <wp:cNvGraphicFramePr>
+              <a:graphicFrameLocks xmlns:a="http://schemas.openxmlformats.org/drawingml/2006/main" noChangeAspect="1"/>
+            </wp:cNvGraphicFramePr>
+            <a:graphic xmlns:a="http://schemas.openxmlformats.org/drawingml/2006/main">
+              <a:graphicData uri="http://schemas.openxmlformats.org/drawingml/2006/picture">
+                <pic:pic xmlns:pic="http://schemas.openxmlformats.org/drawingml/2006/picture">
+                  <pic:nvPicPr>
+                    <pic:cNvPr id="0" name="Picture 1"/>
+                    <pic:cNvPicPr>
+                      <a:picLocks noChangeAspect="1" noChangeArrowheads="1"/>
+                    </pic:cNvPicPr>
+                  </pic:nvPicPr>
+                  <pic:blipFill>
+                    <a:blip r:embed="rId31" cstate="print">
+                      <a:extLst>
+                        <a:ext uri="{28A0092B-C50C-407E-A947-70E740481C1C}">
+                          <a14:useLocalDpi xmlns:a14="http://schemas.microsoft.com/office/drawing/2010/main" val="0"/>
+                        </a:ext>
+                      </a:extLst>
+                    </a:blip>
+                    <a:srcRect/>
+                    <a:stretch>
+                      <a:fillRect/>
+                    </a:stretch>
+                  </pic:blipFill>
+                  <pic:spPr bwMode="auto">
+                    <a:xfrm>
+                      <a:off x="0" y="0"/>
+                      <a:ext cx="5274310" cy="2294890"/>
+                    </a:xfrm>
+                    <a:prstGeom prst="rect">
+                      <a:avLst/>
+                    </a:prstGeom>
+                    <a:noFill/>
+                    <a:ln>
+                      <a:noFill/>
+                    </a:ln>
+                  </pic:spPr>
+                </pic:pic>
+              </a:graphicData>
+            </a:graphic>
+          </wp:inline>
+        </w:drawing>
+      </w:r>
+    </w:p>
     <w:sectPr>
       <w:pgSz w:w="11906" w:h="16838"/>
       <w:pgMar w:top="1440" w:right="1800" w:bottom="1440" w:left="1800" w:header="851" w:footer="992" w:gutter="0"/>
@@ -2426,7 +2587,7 @@
   <w:abstractNum w:abstractNumId="1" w15:restartNumberingAfterBreak="0">
     <w:nsid w:val="63D51F56"/>
     <w:multiLevelType w:val="hybridMultilevel"/>
-    <w:tmpl w:val="2E8ADED4"/>
+    <w:tmpl w:val="E658712A"/>
     <w:lvl w:ilvl="0" w:tplc="0409000F">
       <w:start w:val="1"/>
       <w:numFmt w:val="decimal"/>
@@ -3067,6 +3228,20 @@
       <w:shd w:val="clear" w:color="auto" w:fill="E1DFDD"/>
     </w:rPr>
   </w:style>
+  <w:style w:type="paragraph" w:styleId="a6">
+    <w:name w:val="caption"/>
+    <w:basedOn w:val="a"/>
+    <w:next w:val="a"/>
+    <w:uiPriority w:val="35"/>
+    <w:unhideWhenUsed/>
+    <w:qFormat/>
+    <w:rsid w:val="00ED5903"/>
+    <w:rPr>
+      <w:rFonts w:asciiTheme="majorHAnsi" w:eastAsia="黑体" w:hAnsiTheme="majorHAnsi" w:cstheme="majorBidi"/>
+      <w:sz w:val="20"/>
+      <w:szCs w:val="20"/>
+    </w:rPr>
+  </w:style>
 </w:styles>
 </file>
 
